--- a/assets/templates_docx/Systembewertung_V11_leer.docx
+++ b/assets/templates_docx/Systembewertung_V11_leer.docx
@@ -2531,7 +2531,7 @@
           <w:p>
             <w:pPr>
               <w:spacing w:before="120" w:line="276" w:lineRule="auto"/>
-              <w:ind w:left="-534"/>
+              <w:ind w:left="0"/>
               <w:jc w:val="center"/>
               <w:rPr>
                 <w:rFonts w:cs="Arial"/>
@@ -2594,7 +2594,7 @@
           <w:p>
             <w:pPr>
               <w:spacing w:before="120" w:line="276" w:lineRule="auto"/>
-              <w:ind w:left="-534"/>
+              <w:ind w:left="0"/>
               <w:jc w:val="center"/>
               <w:rPr>
                 <w:sz w:val="14"/>

--- a/assets/templates_docx/Systembewertung_V11_leer.docx
+++ b/assets/templates_docx/Systembewertung_V11_leer.docx
@@ -7691,189 +7691,6 @@
                 <w:szCs w:val="16"/>
               </w:rPr>
               <w:t>Bei Gerätekategorien A, B und C, bitte die Subkategorisierung (z.B. B1, C2) nach QU-SOP-0021736 hier ergänzen.</w:t>
-            </w:r>
-          </w:p>
-          <w:p>
-            <w:pPr>
-              <w:keepNext/>
-              <w:keepLines/>
-              <w:spacing w:after="0"/>
-              <w:outlineLvl w:val="1"/>
-              <w:rPr>
-                <w:rFonts w:cs="Arial"/>
-                <w:color w:val="4F81BD" w:themeColor="accent1"/>
-                <w:sz w:val="20"/>
-                <w:szCs w:val="20"/>
-              </w:rPr>
-            </w:pPr>
-          </w:p>
-          <w:p>
-            <w:pPr>
-              <w:keepNext/>
-              <w:keepLines/>
-              <w:spacing w:after="0"/>
-              <w:outlineLvl w:val="1"/>
-              <w:rPr>
-                <w:rFonts w:cs="Arial"/>
-                <w:color w:val="4F81BD" w:themeColor="accent1"/>
-                <w:sz w:val="20"/>
-                <w:szCs w:val="20"/>
-              </w:rPr>
-            </w:pPr>
-            <w:r>
-              <w:rPr>
-                <w:rFonts w:cs="Arial"/>
-                <w:color w:val="4F81BD" w:themeColor="accent1"/>
-                <w:sz w:val="16"/>
-                <w:szCs w:val="16"/>
-              </w:rPr>
-              <w:t xml:space="preserve">Ergänzende </w:t>
-            </w:r>
-            <w:r>
-              <w:rPr>
-                <w:rFonts w:cs="Arial"/>
-                <w:color w:val="4F81BD" w:themeColor="accent1"/>
-                <w:sz w:val="16"/>
-                <w:szCs w:val="16"/>
-              </w:rPr>
-              <w:t>Informationen</w:t>
-            </w:r>
-            <w:r>
-              <w:rPr>
-                <w:rFonts w:cs="Arial"/>
-                <w:color w:val="4F81BD" w:themeColor="accent1"/>
-                <w:sz w:val="16"/>
-                <w:szCs w:val="16"/>
-              </w:rPr>
-              <w:t xml:space="preserve"> - </w:t>
-            </w:r>
-            <w:proofErr w:type="spellStart"/>
-            <w:r>
-              <w:rPr>
-                <w:rFonts w:cs="Arial"/>
-                <w:color w:val="4F81BD" w:themeColor="accent1"/>
-                <w:sz w:val="16"/>
-                <w:szCs w:val="16"/>
-              </w:rPr>
-              <w:t>z.B</w:t>
-            </w:r>
-            <w:proofErr w:type="spellEnd"/>
-            <w:r>
-              <w:rPr>
-                <w:rFonts w:cs="Arial"/>
-                <w:color w:val="4F81BD" w:themeColor="accent1"/>
-                <w:sz w:val="16"/>
-                <w:szCs w:val="16"/>
-              </w:rPr>
-              <w:t xml:space="preserve">: </w:t>
-            </w:r>
-          </w:p>
-          <w:p>
-            <w:pPr>
-              <w:keepNext/>
-              <w:keepLines/>
-              <w:spacing w:after="0"/>
-              <w:outlineLvl w:val="1"/>
-              <w:rPr>
-                <w:rFonts w:cs="Arial"/>
-                <w:color w:val="4F81BD" w:themeColor="accent1"/>
-                <w:sz w:val="16"/>
-                <w:szCs w:val="16"/>
-              </w:rPr>
-            </w:pPr>
-            <w:r>
-              <w:rPr>
-                <w:rFonts w:cs="Arial"/>
-                <w:color w:val="4F81BD" w:themeColor="accent1"/>
-                <w:sz w:val="16"/>
-                <w:szCs w:val="16"/>
-              </w:rPr>
-              <w:t>Durch die Einstufung in CE-EE ist eine Erstkalibrierung und Funktionsprüfung des EEs durchzuführen. Dies erfolgt über ein projektspezifisches Formblatt.</w:t>
-            </w:r>
-          </w:p>
-          <w:p>
-            <w:pPr>
-              <w:keepNext/>
-              <w:keepLines/>
-              <w:spacing w:after="0"/>
-              <w:outlineLvl w:val="1"/>
-              <w:rPr>
-                <w:rFonts w:cs="Arial"/>
-                <w:color w:val="4F81BD" w:themeColor="accent1"/>
-                <w:sz w:val="16"/>
-                <w:szCs w:val="16"/>
-              </w:rPr>
-            </w:pPr>
-          </w:p>
-          <w:p>
-            <w:pPr>
-              <w:pStyle w:val="Hinweis"/>
-              <w:rPr>
-                <w:rFonts w:eastAsiaTheme="minorHAnsi" w:cs="Arial"/>
-                <w:iCs w:val="0"/>
-                <w:noProof w:val="0"/>
-                <w:color w:val="4F81BD" w:themeColor="accent1"/>
-                <w:lang w:eastAsia="en-US"/>
-              </w:rPr>
-            </w:pPr>
-            <w:r>
-              <w:rPr>
-                <w:rFonts w:eastAsiaTheme="minorHAnsi" w:cs="Arial"/>
-                <w:iCs w:val="0"/>
-                <w:noProof w:val="0"/>
-                <w:color w:val="4F81BD" w:themeColor="accent1"/>
-                <w:lang w:eastAsia="en-US"/>
-              </w:rPr>
-              <w:t>Es handelt sich um ein Bestandssystem, deshalb sind keine neuen Qualifizierungsaktivitäten notwendig.</w:t>
-            </w:r>
-          </w:p>
-          <w:p>
-            <w:pPr>
-              <w:pStyle w:val="Hinweis"/>
-              <w:rPr>
-                <w:rFonts w:eastAsiaTheme="minorHAnsi" w:cs="Arial"/>
-                <w:iCs w:val="0"/>
-                <w:noProof w:val="0"/>
-                <w:color w:val="4F81BD" w:themeColor="accent1"/>
-                <w:lang w:eastAsia="en-US"/>
-              </w:rPr>
-            </w:pPr>
-          </w:p>
-          <w:p>
-            <w:pPr>
-              <w:pStyle w:val="Hinweis"/>
-              <w:rPr>
-                <w:rFonts w:eastAsiaTheme="minorHAnsi" w:cs="Arial"/>
-                <w:iCs w:val="0"/>
-                <w:noProof w:val="0"/>
-                <w:color w:val="4F81BD" w:themeColor="accent1"/>
-                <w:lang w:eastAsia="en-US"/>
-              </w:rPr>
-            </w:pPr>
-            <w:r>
-              <w:rPr>
-                <w:rFonts w:eastAsiaTheme="minorHAnsi" w:cs="Arial"/>
-                <w:iCs w:val="0"/>
-                <w:noProof w:val="0"/>
-                <w:color w:val="4F81BD" w:themeColor="accent1"/>
-                <w:lang w:eastAsia="en-US"/>
-              </w:rPr>
-              <w:t>Begründung angeben, wenn es nicht geschäftskritisch ist.</w:t>
-            </w:r>
-          </w:p>
-          <w:p>
-            <w:pPr>
-              <w:pStyle w:val="Hinweis"/>
-            </w:pPr>
-            <w:r>
-              <w:rPr>
-                <w:rFonts w:eastAsiaTheme="minorHAnsi" w:cs="Arial"/>
-                <w:iCs w:val="0"/>
-                <w:noProof w:val="0"/>
-                <w:color w:val="4F81BD" w:themeColor="accent1"/>
-                <w:lang w:eastAsia="en-US"/>
-              </w:rPr>
-              <w:t>LCE mit einem und mit mehreren angeschlossenen Equipments betrachten.</w:t>
             </w:r>
           </w:p>
         </w:tc>
